--- a/Asp.NetCore/3.OOP/Activity/Abstraction-Inheritance-Activity.docx
+++ b/Asp.NetCore/3.OOP/Activity/Abstraction-Inheritance-Activity.docx
@@ -342,12 +342,17 @@
         <w:t xml:space="preserve">): Display the details of all products in the cart using the </w:t>
       </w:r>
       <w:proofErr w:type="spellStart"/>
+      <w:proofErr w:type="gramStart"/>
       <w:r>
         <w:t>DisplayInfo</w:t>
       </w:r>
       <w:proofErr w:type="spellEnd"/>
       <w:r>
-        <w:t>() method of each product.</w:t>
+        <w:t>(</w:t>
+      </w:r>
+      <w:proofErr w:type="gramEnd"/>
+      <w:r>
+        <w:t>) method of each product.</w:t>
       </w:r>
     </w:p>
     <w:p>
@@ -1308,6 +1313,7 @@
   <w:style w:type="character" w:default="1" w:styleId="DefaultParagraphFont">
     <w:name w:val="Default Paragraph Font"/>
     <w:uiPriority w:val="1"/>
+    <w:semiHidden/>
     <w:unhideWhenUsed/>
   </w:style>
   <w:style w:type="table" w:default="1" w:styleId="TableNormal">
